--- a/machines/machine-redaction/templates/approche-gestion.docx
+++ b/machines/machine-redaction/templates/approche-gestion.docx
@@ -74,7 +74,7 @@
         <w:t>Projet</w:t>
       </w:r>
       <w:r>
-        <w:t xml:space="preserve">  {{ project_name }}</w:t>
+        <w:t xml:space="preserve"> {{ project_name }}</w:t>
       </w:r>
     </w:p>
     <w:p>
@@ -91,7 +91,7 @@
         <w:t>Client</w:t>
       </w:r>
       <w:r>
-        <w:t xml:space="preserve">  {{ client_name }}</w:t>
+        <w:t xml:space="preserve"> {{ client_name }}</w:t>
       </w:r>
     </w:p>
     <w:tbl>
@@ -1141,7 +1141,7 @@
         <w:ind w:left="140" w:right="333"/>
       </w:pPr>
       <w:r>
-        <w:t>L’actuel document présente l’approche de gestion du projet, en précisant concrètement les éléments suivants :</w:t>
+        <w:t>L’actuel document présente l’approche de gestion du projet, en précisant concrètement les éléments suivants :</w:t>
       </w:r>
     </w:p>
     <w:p>
@@ -6799,7 +6799,7 @@
         <w:t xml:space="preserve"> </w:t>
       </w:r>
       <w:r>
-        <w:t>présentation), via les canaux suivants :</w:t>
+        <w:t>présentation), via les canaux suivants :</w:t>
       </w:r>
     </w:p>
     <w:p>
@@ -6823,7 +6823,7 @@
         <w:rPr>
           <w:sz w:val="23"/>
         </w:rPr>
-        <w:t>Groupe WhatsApp pour des échanges fluides et pour favoriser des retours instantanés ;</w:t>
+        <w:t>Groupe WhatsApp pour des échanges fluides et pour favoriser des retours instantanés ;</w:t>
       </w:r>
     </w:p>
     <w:p>
@@ -7106,7 +7106,7 @@
         <w:rPr>
           <w:sz w:val="23"/>
         </w:rPr>
-        <w:t>ou de groupe. Cela pour garder toutes les parties prenantes concernées au même niveau d’information) ;</w:t>
+        <w:t>ou de groupe. Cela pour garder toutes les parties prenantes concernées au même niveau d’information) ;</w:t>
       </w:r>
     </w:p>
     <w:p>
@@ -7320,7 +7320,7 @@
         <w:t xml:space="preserve"> </w:t>
       </w:r>
       <w:r>
-        <w:t>Ce dernier déterminera :</w:t>
+        <w:t>Ce dernier déterminera :</w:t>
       </w:r>
     </w:p>
     <w:p>

--- a/machines/machine-redaction/templates/approche-gestion.docx
+++ b/machines/machine-redaction/templates/approche-gestion.docx
@@ -26,8 +26,8 @@
       <w:r>
         <w:rPr>
           <w:color w:val="1F5FAF"/>
-          <w:sz w:val="34"/>
-          <w:szCs w:val="34"/>
+          <w:sz w:val="36"/>
+          <w:szCs w:val="36"/>
         </w:rPr>
         <w:t>GINUTECH</w:t>
       </w:r>
@@ -1139,6 +1139,7 @@
         <w:pStyle w:val="BodyText"/>
         <w:spacing w:before="122" w:line="360" w:lineRule="auto"/>
         <w:ind w:left="140" w:right="333"/>
+        <w:jc w:val="both"/>
       </w:pPr>
       <w:r>
         <w:t>L’actuel document présente l’approche de gestion du projet, en précisant concrètement les éléments suivants :</w:t>
@@ -2839,6 +2840,7 @@
         <w:pStyle w:val="BodyText"/>
         <w:spacing w:before="289" w:line="360" w:lineRule="auto"/>
         <w:ind w:left="140"/>
+        <w:jc w:val="both"/>
         <w:rPr>
           <w:b/>
           <w:i/>
@@ -3297,6 +3299,7 @@
       <w:pPr>
         <w:spacing w:line="360" w:lineRule="auto"/>
         <w:ind w:left="140"/>
+        <w:jc w:val="both"/>
         <w:rPr>
           <w:b/>
           <w:i/>
@@ -5744,6 +5747,7 @@
         <w:pStyle w:val="BodyText"/>
         <w:spacing w:before="35"/>
         <w:ind w:left="140"/>
+        <w:jc w:val="both"/>
       </w:pPr>
       <w:r>
         <w:lastRenderedPageBreak/>
@@ -5923,6 +5927,7 @@
           <w:tab w:val="left" w:pos="860"/>
         </w:tabs>
         <w:ind w:left="860"/>
+        <w:jc w:val="both"/>
         <w:rPr>
           <w:sz w:val="23"/>
         </w:rPr>
@@ -6463,6 +6468,7 @@
         <w:pStyle w:val="BodyText"/>
         <w:spacing w:line="360" w:lineRule="auto"/>
         <w:ind w:left="140"/>
+        <w:jc w:val="both"/>
       </w:pPr>
       <w:r>
         <w:rPr>
@@ -9754,6 +9760,7 @@
         </w:tabs>
         <w:spacing w:line="360" w:lineRule="auto"/>
         <w:ind w:right="140"/>
+        <w:jc w:val="both"/>
         <w:rPr>
           <w:sz w:val="23"/>
         </w:rPr>
@@ -11343,7 +11350,7 @@
         <w:ind w:left="861" w:hanging="360"/>
       </w:pPr>
       <w:rPr>
-        <w:rFonts w:ascii="Calibri" w:eastAsia="Calibri" w:hAnsi="Calibri" w:cs="Calibri" w:hint="default"/>
+        <w:rFonts w:ascii="Candara" w:eastAsia="Candara" w:hAnsi="Candara" w:cs="Candara" w:hint="default"/>
         <w:b w:val="0"/>
         <w:bCs w:val="0"/>
         <w:i w:val="0"/>
@@ -11464,7 +11471,7 @@
         <w:ind w:left="566" w:hanging="361"/>
       </w:pPr>
       <w:rPr>
-        <w:rFonts w:ascii="Symbol" w:eastAsia="Symbol" w:hAnsi="Symbol" w:cs="Symbol" w:hint="default"/>
+        <w:rFonts w:ascii="Candara" w:eastAsia="Candara" w:hAnsi="Candara" w:cs="Candara" w:hint="default"/>
         <w:b w:val="0"/>
         <w:bCs w:val="0"/>
         <w:i w:val="0"/>
@@ -11585,7 +11592,7 @@
         <w:ind w:left="861" w:hanging="360"/>
       </w:pPr>
       <w:rPr>
-        <w:rFonts w:ascii="Wingdings" w:eastAsia="Wingdings" w:hAnsi="Wingdings" w:cs="Wingdings" w:hint="default"/>
+        <w:rFonts w:ascii="Candara" w:eastAsia="Candara" w:hAnsi="Candara" w:cs="Candara" w:hint="default"/>
         <w:b w:val="0"/>
         <w:bCs w:val="0"/>
         <w:i w:val="0"/>
@@ -11706,7 +11713,7 @@
         <w:ind w:left="566" w:hanging="361"/>
       </w:pPr>
       <w:rPr>
-        <w:rFonts w:ascii="Symbol" w:eastAsia="Symbol" w:hAnsi="Symbol" w:cs="Symbol" w:hint="default"/>
+        <w:rFonts w:ascii="Candara" w:eastAsia="Candara" w:hAnsi="Candara" w:cs="Candara" w:hint="default"/>
         <w:b w:val="0"/>
         <w:bCs w:val="0"/>
         <w:i w:val="0"/>
@@ -11827,7 +11834,7 @@
         <w:ind w:left="830" w:hanging="360"/>
       </w:pPr>
       <w:rPr>
-        <w:rFonts w:ascii="Calibri" w:eastAsia="Calibri" w:hAnsi="Calibri" w:cs="Calibri" w:hint="default"/>
+        <w:rFonts w:ascii="Candara" w:eastAsia="Candara" w:hAnsi="Candara" w:cs="Candara" w:hint="default"/>
         <w:b w:val="0"/>
         <w:bCs w:val="0"/>
         <w:i w:val="0"/>
@@ -12246,7 +12253,7 @@
         <w:ind w:left="861" w:hanging="360"/>
       </w:pPr>
       <w:rPr>
-        <w:rFonts w:ascii="Wingdings" w:eastAsia="Wingdings" w:hAnsi="Wingdings" w:cs="Wingdings" w:hint="default"/>
+        <w:rFonts w:ascii="Candara" w:eastAsia="Candara" w:hAnsi="Candara" w:cs="Candara" w:hint="default"/>
         <w:b w:val="0"/>
         <w:bCs w:val="0"/>
         <w:i w:val="0"/>
@@ -12343,7 +12350,7 @@
         <w:ind w:left="861" w:hanging="360"/>
       </w:pPr>
       <w:rPr>
-        <w:rFonts w:ascii="Calibri" w:eastAsia="Calibri" w:hAnsi="Calibri" w:cs="Calibri" w:hint="default"/>
+        <w:rFonts w:ascii="Candara" w:eastAsia="Candara" w:hAnsi="Candara" w:cs="Candara" w:hint="default"/>
         <w:b w:val="0"/>
         <w:bCs w:val="0"/>
         <w:i w:val="0"/>
@@ -12363,7 +12370,7 @@
         <w:ind w:left="1581" w:hanging="360"/>
       </w:pPr>
       <w:rPr>
-        <w:rFonts w:ascii="Courier New" w:eastAsia="Courier New" w:hAnsi="Courier New" w:cs="Courier New" w:hint="default"/>
+        <w:rFonts w:ascii="Candara" w:eastAsia="Candara" w:hAnsi="Candara" w:cs="Candara" w:hint="default"/>
         <w:b w:val="0"/>
         <w:bCs w:val="0"/>
         <w:i w:val="0"/>
@@ -12472,7 +12479,7 @@
         <w:ind w:left="830" w:hanging="360"/>
       </w:pPr>
       <w:rPr>
-        <w:rFonts w:ascii="Calibri" w:eastAsia="Calibri" w:hAnsi="Calibri" w:cs="Calibri" w:hint="default"/>
+        <w:rFonts w:ascii="Candara" w:eastAsia="Candara" w:hAnsi="Candara" w:cs="Candara" w:hint="default"/>
         <w:b w:val="0"/>
         <w:bCs w:val="0"/>
         <w:i w:val="0"/>
@@ -12619,7 +12626,7 @@
   <w:docDefaults>
     <w:rPrDefault>
       <w:rPr>
-        <w:rFonts w:ascii="Nunito" w:eastAsia="Nunito" w:hAnsi="Nunito" w:cs="Nunito"/>
+        <w:rFonts w:ascii="Candara" w:eastAsia="Candara" w:hAnsi="Candara" w:cs="Candara"/>
         <w:color w:val="000000"/>
         <w:lang w:val="fr-CM" w:eastAsia="fr-CM" w:bidi="ar-SA"/>
       </w:rPr>
